--- a/lab_suite/labs/01_01_BeerCoasterTelegraph/submissions/answers.docx
+++ b/lab_suite/labs/01_01_BeerCoasterTelegraph/submissions/answers.docx
@@ -8,10 +8,22 @@
           <w:sz w:val="32"/>
           <w:szCs w:val="24"/>
         </w:rPr>
-        <w:t>Das Bierdeckel-Quiz</w:t>
-      </w:r>
-      <w:r>
-        <w:t xml:space="preserve">  - wir bauen einen Telegrafen mit Bierdeckeln!</w:t>
+        <w:t>Das Bierdeckel-</w:t>
+      </w:r>
+      <w:proofErr w:type="gramStart"/>
+      <w:r>
+        <w:rPr>
+          <w:sz w:val="32"/>
+          <w:szCs w:val="24"/>
+        </w:rPr>
+        <w:t>Quiz</w:t>
+      </w:r>
+      <w:r>
+        <w:t xml:space="preserve">  -</w:t>
+      </w:r>
+      <w:proofErr w:type="gramEnd"/>
+      <w:r>
+        <w:t xml:space="preserve"> wir bauen einen Telegrafen mit Bierdeckeln!</w:t>
       </w:r>
     </w:p>
     <w:p>
@@ -105,7 +117,15 @@
         <w:t>ü</w:t>
       </w:r>
       <w:r>
-        <w:t xml:space="preserve">gel einer Semaphore) und einer </w:t>
+        <w:t xml:space="preserve">gel </w:t>
+      </w:r>
+      <w:proofErr w:type="gramStart"/>
+      <w:r>
+        <w:t>einer Semaphore</w:t>
+      </w:r>
+      <w:proofErr w:type="gramEnd"/>
+      <w:r>
+        <w:t xml:space="preserve">) und einer </w:t>
       </w:r>
       <w:r>
         <w:rPr>
@@ -148,7 +168,15 @@
         <w:t>–</w:t>
       </w:r>
       <w:r>
-        <w:t xml:space="preserve"> und damit </w:t>
+        <w:t xml:space="preserve"> und </w:t>
+      </w:r>
+      <w:proofErr w:type="gramStart"/>
+      <w:r>
+        <w:t>damit</w:t>
+      </w:r>
+      <w:proofErr w:type="gramEnd"/>
+      <w:r>
+        <w:t xml:space="preserve"> </w:t>
       </w:r>
       <w:r>
         <w:rPr>
@@ -264,7 +292,7 @@
     </w:p>
     <w:p>
       <w:pPr>
-        <w:pStyle w:val="Listenabsatz"/>
+        <w:pStyle w:val="ListeParagraf"/>
         <w:numPr>
           <w:ilvl w:val="0"/>
           <w:numId w:val="1"/>
@@ -277,12 +305,26 @@
         <w:rPr>
           <w:color w:val="0070C0"/>
         </w:rPr>
-        <w:t>von wie vielen Brauereien müssen wir die Bierdeckel auswählen, damit wir mit dem Bierdeckel-Telegrafen den höchsten Informationsgehalt pro Bierdeckelkombination erzielen?</w:t>
+        <w:t xml:space="preserve">von wie vielen Brauereien </w:t>
+      </w:r>
+      <w:proofErr w:type="gramStart"/>
+      <w:r>
+        <w:rPr>
+          <w:color w:val="0070C0"/>
+        </w:rPr>
+        <w:t>müssen</w:t>
+      </w:r>
+      <w:proofErr w:type="gramEnd"/>
+      <w:r>
+        <w:rPr>
+          <w:color w:val="0070C0"/>
+        </w:rPr>
+        <w:t xml:space="preserve"> wir die Bierdeckel auswählen, damit wir mit dem Bierdeckel-Telegrafen den höchsten Informationsgehalt pro Bierdeckelkombination erzielen?</w:t>
       </w:r>
     </w:p>
     <w:p>
       <w:pPr>
-        <w:pStyle w:val="Listenabsatz"/>
+        <w:pStyle w:val="ListeParagraf"/>
         <w:rPr>
           <w:color w:val="0070C0"/>
         </w:rPr>
@@ -290,7 +332,7 @@
     </w:p>
     <w:p>
       <w:pPr>
-        <w:pStyle w:val="Listenabsatz"/>
+        <w:pStyle w:val="ListeParagraf"/>
         <w:rPr>
           <w:color w:val="0070C0"/>
         </w:rPr>
@@ -299,12 +341,12 @@
         <w:rPr>
           <w:color w:val="0070C0"/>
         </w:rPr>
-        <w:t xml:space="preserve">Von 3 </w:t>
+        <w:t>Ich denke, dass 3 Brauereien optimal sind, weil man damit viele verschiedene Kombinationen bilden kann.</w:t>
       </w:r>
     </w:p>
     <w:p>
       <w:pPr>
-        <w:pStyle w:val="Listenabsatz"/>
+        <w:pStyle w:val="ListeParagraf"/>
         <w:rPr>
           <w:color w:val="0070C0"/>
         </w:rPr>
@@ -312,7 +354,7 @@
     </w:p>
     <w:p>
       <w:pPr>
-        <w:pStyle w:val="Listenabsatz"/>
+        <w:pStyle w:val="ListeParagraf"/>
         <w:numPr>
           <w:ilvl w:val="0"/>
           <w:numId w:val="1"/>
@@ -325,26 +367,34 @@
         <w:rPr>
           <w:color w:val="0070C0"/>
         </w:rPr>
+        <w:lastRenderedPageBreak/>
         <w:t>Schätze, wie lange du brauchst, um den Telegrafen mit diesen Bierdeckeln zu be</w:t>
       </w:r>
       <w:r>
         <w:rPr>
           <w:color w:val="0070C0"/>
         </w:rPr>
-        <w:t>stücken (bzw. die Bierdeckeln zwischen 2 Nachrichten auszutauschen)</w:t>
-      </w:r>
-      <w:r>
-        <w:rPr>
-          <w:color w:val="0070C0"/>
-        </w:rPr>
-        <w:t xml:space="preserve">, dann </w:t>
-      </w:r>
-      <w:r>
-        <w:rPr>
-          <w:color w:val="0070C0"/>
-        </w:rPr>
-        <w:lastRenderedPageBreak/>
-        <w:t xml:space="preserve">lassen wir die </w:t>
+        <w:t xml:space="preserve">stücken (bzw. </w:t>
+      </w:r>
+      <w:proofErr w:type="gramStart"/>
+      <w:r>
+        <w:rPr>
+          <w:color w:val="0070C0"/>
+        </w:rPr>
+        <w:t>die Bierdeckeln</w:t>
+      </w:r>
+      <w:proofErr w:type="gramEnd"/>
+      <w:r>
+        <w:rPr>
+          <w:color w:val="0070C0"/>
+        </w:rPr>
+        <w:t xml:space="preserve"> zwischen 2 Nachrichten auszutauschen)</w:t>
+      </w:r>
+      <w:r>
+        <w:rPr>
+          <w:color w:val="0070C0"/>
+        </w:rPr>
+        <w:t xml:space="preserve">, dann lassen wir die </w:t>
       </w:r>
       <w:r>
         <w:rPr>
@@ -392,6 +442,27 @@
           <w:color w:val="0070C0"/>
         </w:rPr>
         <w:t xml:space="preserve"> kannst!</w:t>
+      </w:r>
+    </w:p>
+    <w:p>
+      <w:r>
+        <w:t>Ich schätze, dass ich etwa 5 Sekunden brauche, um die Bierdeckel auszutauschen.</w:t>
+      </w:r>
+      <w:r>
+        <w:br/>
+        <w:t>Zusammen mit den 10 Sekunden Anzeigezeit dauert eine Nachricht ungefähr 15 Sekunden.</w:t>
+      </w:r>
+      <w:r>
+        <w:br/>
+        <w:t xml:space="preserve">Dadurch ergibt sich eine Datenübertragungsrate von ungefähr 0,4 </w:t>
+      </w:r>
+      <w:proofErr w:type="spellStart"/>
+      <w:r>
+        <w:t>bit</w:t>
+      </w:r>
+      <w:proofErr w:type="spellEnd"/>
+      <w:r>
+        <w:t>/s.</w:t>
       </w:r>
     </w:p>
     <w:p/>
@@ -921,16 +992,16 @@
     <w:lsdException w:name="Unresolved Mention" w:semiHidden="1" w:unhideWhenUsed="1"/>
     <w:lsdException w:name="Smart Link" w:semiHidden="1" w:unhideWhenUsed="1"/>
   </w:latentStyles>
-  <w:style w:type="paragraph" w:default="1" w:styleId="Standard">
+  <w:style w:type="paragraph" w:default="1" w:styleId="Normal">
     <w:name w:val="Normal"/>
     <w:qFormat/>
     <w:rsid w:val="00EA584B"/>
   </w:style>
-  <w:style w:type="paragraph" w:styleId="berschrift1">
+  <w:style w:type="paragraph" w:styleId="Balk1">
     <w:name w:val="heading 1"/>
-    <w:basedOn w:val="Standard"/>
-    <w:next w:val="Standard"/>
-    <w:link w:val="berschrift1Zchn"/>
+    <w:basedOn w:val="Normal"/>
+    <w:next w:val="Normal"/>
+    <w:link w:val="Balk1Char"/>
     <w:uiPriority w:val="9"/>
     <w:qFormat/>
     <w:rsid w:val="00923913"/>
@@ -947,11 +1018,11 @@
       <w:szCs w:val="36"/>
     </w:rPr>
   </w:style>
-  <w:style w:type="paragraph" w:styleId="berschrift2">
+  <w:style w:type="paragraph" w:styleId="Balk2">
     <w:name w:val="heading 2"/>
-    <w:basedOn w:val="Standard"/>
-    <w:next w:val="Standard"/>
-    <w:link w:val="berschrift2Zchn"/>
+    <w:basedOn w:val="Normal"/>
+    <w:next w:val="Normal"/>
+    <w:link w:val="Balk2Char"/>
     <w:uiPriority w:val="9"/>
     <w:semiHidden/>
     <w:unhideWhenUsed/>
@@ -970,11 +1041,11 @@
       <w:szCs w:val="29"/>
     </w:rPr>
   </w:style>
-  <w:style w:type="paragraph" w:styleId="berschrift3">
+  <w:style w:type="paragraph" w:styleId="Balk3">
     <w:name w:val="heading 3"/>
-    <w:basedOn w:val="Standard"/>
-    <w:next w:val="Standard"/>
-    <w:link w:val="berschrift3Zchn"/>
+    <w:basedOn w:val="Normal"/>
+    <w:next w:val="Normal"/>
+    <w:link w:val="Balk3Char"/>
     <w:uiPriority w:val="9"/>
     <w:semiHidden/>
     <w:unhideWhenUsed/>
@@ -993,11 +1064,11 @@
       <w:szCs w:val="25"/>
     </w:rPr>
   </w:style>
-  <w:style w:type="paragraph" w:styleId="berschrift4">
+  <w:style w:type="paragraph" w:styleId="Balk4">
     <w:name w:val="heading 4"/>
-    <w:basedOn w:val="Standard"/>
-    <w:next w:val="Standard"/>
-    <w:link w:val="berschrift4Zchn"/>
+    <w:basedOn w:val="Normal"/>
+    <w:next w:val="Normal"/>
+    <w:link w:val="Balk4Char"/>
     <w:uiPriority w:val="9"/>
     <w:semiHidden/>
     <w:unhideWhenUsed/>
@@ -1016,11 +1087,11 @@
       <w:color w:val="0F4761" w:themeColor="accent1" w:themeShade="BF"/>
     </w:rPr>
   </w:style>
-  <w:style w:type="paragraph" w:styleId="berschrift5">
+  <w:style w:type="paragraph" w:styleId="Balk5">
     <w:name w:val="heading 5"/>
-    <w:basedOn w:val="Standard"/>
-    <w:next w:val="Standard"/>
-    <w:link w:val="berschrift5Zchn"/>
+    <w:basedOn w:val="Normal"/>
+    <w:next w:val="Normal"/>
+    <w:link w:val="Balk5Char"/>
     <w:uiPriority w:val="9"/>
     <w:semiHidden/>
     <w:unhideWhenUsed/>
@@ -1037,11 +1108,11 @@
       <w:color w:val="0F4761" w:themeColor="accent1" w:themeShade="BF"/>
     </w:rPr>
   </w:style>
-  <w:style w:type="paragraph" w:styleId="berschrift6">
+  <w:style w:type="paragraph" w:styleId="Balk6">
     <w:name w:val="heading 6"/>
-    <w:basedOn w:val="Standard"/>
-    <w:next w:val="Standard"/>
-    <w:link w:val="berschrift6Zchn"/>
+    <w:basedOn w:val="Normal"/>
+    <w:next w:val="Normal"/>
+    <w:link w:val="Balk6Char"/>
     <w:uiPriority w:val="9"/>
     <w:semiHidden/>
     <w:unhideWhenUsed/>
@@ -1060,11 +1131,11 @@
       <w:color w:val="595959" w:themeColor="text1" w:themeTint="A6"/>
     </w:rPr>
   </w:style>
-  <w:style w:type="paragraph" w:styleId="berschrift7">
+  <w:style w:type="paragraph" w:styleId="Balk7">
     <w:name w:val="heading 7"/>
-    <w:basedOn w:val="Standard"/>
-    <w:next w:val="Standard"/>
-    <w:link w:val="berschrift7Zchn"/>
+    <w:basedOn w:val="Normal"/>
+    <w:next w:val="Normal"/>
+    <w:link w:val="Balk7Char"/>
     <w:uiPriority w:val="9"/>
     <w:semiHidden/>
     <w:unhideWhenUsed/>
@@ -1081,11 +1152,11 @@
       <w:color w:val="595959" w:themeColor="text1" w:themeTint="A6"/>
     </w:rPr>
   </w:style>
-  <w:style w:type="paragraph" w:styleId="berschrift8">
+  <w:style w:type="paragraph" w:styleId="Balk8">
     <w:name w:val="heading 8"/>
-    <w:basedOn w:val="Standard"/>
-    <w:next w:val="Standard"/>
-    <w:link w:val="berschrift8Zchn"/>
+    <w:basedOn w:val="Normal"/>
+    <w:next w:val="Normal"/>
+    <w:link w:val="Balk8Char"/>
     <w:uiPriority w:val="9"/>
     <w:semiHidden/>
     <w:unhideWhenUsed/>
@@ -1104,11 +1175,11 @@
       <w:color w:val="272727" w:themeColor="text1" w:themeTint="D8"/>
     </w:rPr>
   </w:style>
-  <w:style w:type="paragraph" w:styleId="berschrift9">
+  <w:style w:type="paragraph" w:styleId="Balk9">
     <w:name w:val="heading 9"/>
-    <w:basedOn w:val="Standard"/>
-    <w:next w:val="Standard"/>
-    <w:link w:val="berschrift9Zchn"/>
+    <w:basedOn w:val="Normal"/>
+    <w:next w:val="Normal"/>
+    <w:link w:val="Balk9Char"/>
     <w:uiPriority w:val="9"/>
     <w:semiHidden/>
     <w:unhideWhenUsed/>
@@ -1125,13 +1196,12 @@
       <w:color w:val="272727" w:themeColor="text1" w:themeTint="D8"/>
     </w:rPr>
   </w:style>
-  <w:style w:type="character" w:default="1" w:styleId="Absatz-Standardschriftart">
+  <w:style w:type="character" w:default="1" w:styleId="VarsaylanParagrafYazTipi">
     <w:name w:val="Default Paragraph Font"/>
     <w:uiPriority w:val="1"/>
-    <w:semiHidden/>
     <w:unhideWhenUsed/>
   </w:style>
-  <w:style w:type="table" w:default="1" w:styleId="NormaleTabelle">
+  <w:style w:type="table" w:default="1" w:styleId="NormalTablo">
     <w:name w:val="Normal Table"/>
     <w:uiPriority w:val="99"/>
     <w:semiHidden/>
@@ -1146,16 +1216,16 @@
       </w:tblCellMar>
     </w:tblPr>
   </w:style>
-  <w:style w:type="numbering" w:default="1" w:styleId="KeineListe">
+  <w:style w:type="numbering" w:default="1" w:styleId="ListeYok">
     <w:name w:val="No List"/>
     <w:uiPriority w:val="99"/>
     <w:semiHidden/>
     <w:unhideWhenUsed/>
   </w:style>
-  <w:style w:type="character" w:customStyle="1" w:styleId="berschrift1Zchn">
-    <w:name w:val="Überschrift 1 Zchn"/>
-    <w:basedOn w:val="Absatz-Standardschriftart"/>
-    <w:link w:val="berschrift1"/>
+  <w:style w:type="character" w:customStyle="1" w:styleId="Balk1Char">
+    <w:name w:val="Başlık 1 Char"/>
+    <w:basedOn w:val="VarsaylanParagrafYazTipi"/>
+    <w:link w:val="Balk1"/>
     <w:uiPriority w:val="9"/>
     <w:rsid w:val="00923913"/>
     <w:rPr>
@@ -1165,10 +1235,10 @@
       <w:szCs w:val="36"/>
     </w:rPr>
   </w:style>
-  <w:style w:type="character" w:customStyle="1" w:styleId="berschrift2Zchn">
-    <w:name w:val="Überschrift 2 Zchn"/>
-    <w:basedOn w:val="Absatz-Standardschriftart"/>
-    <w:link w:val="berschrift2"/>
+  <w:style w:type="character" w:customStyle="1" w:styleId="Balk2Char">
+    <w:name w:val="Başlık 2 Char"/>
+    <w:basedOn w:val="VarsaylanParagrafYazTipi"/>
+    <w:link w:val="Balk2"/>
     <w:uiPriority w:val="9"/>
     <w:semiHidden/>
     <w:rsid w:val="00923913"/>
@@ -1179,10 +1249,10 @@
       <w:szCs w:val="29"/>
     </w:rPr>
   </w:style>
-  <w:style w:type="character" w:customStyle="1" w:styleId="berschrift3Zchn">
-    <w:name w:val="Überschrift 3 Zchn"/>
-    <w:basedOn w:val="Absatz-Standardschriftart"/>
-    <w:link w:val="berschrift3"/>
+  <w:style w:type="character" w:customStyle="1" w:styleId="Balk3Char">
+    <w:name w:val="Başlık 3 Char"/>
+    <w:basedOn w:val="VarsaylanParagrafYazTipi"/>
+    <w:link w:val="Balk3"/>
     <w:uiPriority w:val="9"/>
     <w:semiHidden/>
     <w:rsid w:val="00923913"/>
@@ -1193,10 +1263,10 @@
       <w:szCs w:val="25"/>
     </w:rPr>
   </w:style>
-  <w:style w:type="character" w:customStyle="1" w:styleId="berschrift4Zchn">
-    <w:name w:val="Überschrift 4 Zchn"/>
-    <w:basedOn w:val="Absatz-Standardschriftart"/>
-    <w:link w:val="berschrift4"/>
+  <w:style w:type="character" w:customStyle="1" w:styleId="Balk4Char">
+    <w:name w:val="Başlık 4 Char"/>
+    <w:basedOn w:val="VarsaylanParagrafYazTipi"/>
+    <w:link w:val="Balk4"/>
     <w:uiPriority w:val="9"/>
     <w:semiHidden/>
     <w:rsid w:val="00923913"/>
@@ -1207,10 +1277,10 @@
       <w:color w:val="0F4761" w:themeColor="accent1" w:themeShade="BF"/>
     </w:rPr>
   </w:style>
-  <w:style w:type="character" w:customStyle="1" w:styleId="berschrift5Zchn">
-    <w:name w:val="Überschrift 5 Zchn"/>
-    <w:basedOn w:val="Absatz-Standardschriftart"/>
-    <w:link w:val="berschrift5"/>
+  <w:style w:type="character" w:customStyle="1" w:styleId="Balk5Char">
+    <w:name w:val="Başlık 5 Char"/>
+    <w:basedOn w:val="VarsaylanParagrafYazTipi"/>
+    <w:link w:val="Balk5"/>
     <w:uiPriority w:val="9"/>
     <w:semiHidden/>
     <w:rsid w:val="00923913"/>
@@ -1219,10 +1289,10 @@
       <w:color w:val="0F4761" w:themeColor="accent1" w:themeShade="BF"/>
     </w:rPr>
   </w:style>
-  <w:style w:type="character" w:customStyle="1" w:styleId="berschrift6Zchn">
-    <w:name w:val="Überschrift 6 Zchn"/>
-    <w:basedOn w:val="Absatz-Standardschriftart"/>
-    <w:link w:val="berschrift6"/>
+  <w:style w:type="character" w:customStyle="1" w:styleId="Balk6Char">
+    <w:name w:val="Başlık 6 Char"/>
+    <w:basedOn w:val="VarsaylanParagrafYazTipi"/>
+    <w:link w:val="Balk6"/>
     <w:uiPriority w:val="9"/>
     <w:semiHidden/>
     <w:rsid w:val="00923913"/>
@@ -1233,10 +1303,10 @@
       <w:color w:val="595959" w:themeColor="text1" w:themeTint="A6"/>
     </w:rPr>
   </w:style>
-  <w:style w:type="character" w:customStyle="1" w:styleId="berschrift7Zchn">
-    <w:name w:val="Überschrift 7 Zchn"/>
-    <w:basedOn w:val="Absatz-Standardschriftart"/>
-    <w:link w:val="berschrift7"/>
+  <w:style w:type="character" w:customStyle="1" w:styleId="Balk7Char">
+    <w:name w:val="Başlık 7 Char"/>
+    <w:basedOn w:val="VarsaylanParagrafYazTipi"/>
+    <w:link w:val="Balk7"/>
     <w:uiPriority w:val="9"/>
     <w:semiHidden/>
     <w:rsid w:val="00923913"/>
@@ -1245,10 +1315,10 @@
       <w:color w:val="595959" w:themeColor="text1" w:themeTint="A6"/>
     </w:rPr>
   </w:style>
-  <w:style w:type="character" w:customStyle="1" w:styleId="berschrift8Zchn">
-    <w:name w:val="Überschrift 8 Zchn"/>
-    <w:basedOn w:val="Absatz-Standardschriftart"/>
-    <w:link w:val="berschrift8"/>
+  <w:style w:type="character" w:customStyle="1" w:styleId="Balk8Char">
+    <w:name w:val="Başlık 8 Char"/>
+    <w:basedOn w:val="VarsaylanParagrafYazTipi"/>
+    <w:link w:val="Balk8"/>
     <w:uiPriority w:val="9"/>
     <w:semiHidden/>
     <w:rsid w:val="00923913"/>
@@ -1259,10 +1329,10 @@
       <w:color w:val="272727" w:themeColor="text1" w:themeTint="D8"/>
     </w:rPr>
   </w:style>
-  <w:style w:type="character" w:customStyle="1" w:styleId="berschrift9Zchn">
-    <w:name w:val="Überschrift 9 Zchn"/>
-    <w:basedOn w:val="Absatz-Standardschriftart"/>
-    <w:link w:val="berschrift9"/>
+  <w:style w:type="character" w:customStyle="1" w:styleId="Balk9Char">
+    <w:name w:val="Başlık 9 Char"/>
+    <w:basedOn w:val="VarsaylanParagrafYazTipi"/>
+    <w:link w:val="Balk9"/>
     <w:uiPriority w:val="9"/>
     <w:semiHidden/>
     <w:rsid w:val="00923913"/>
@@ -1271,11 +1341,11 @@
       <w:color w:val="272727" w:themeColor="text1" w:themeTint="D8"/>
     </w:rPr>
   </w:style>
-  <w:style w:type="paragraph" w:styleId="Titel">
+  <w:style w:type="paragraph" w:styleId="KonuBal">
     <w:name w:val="Title"/>
-    <w:basedOn w:val="Standard"/>
-    <w:next w:val="Standard"/>
-    <w:link w:val="TitelZchn"/>
+    <w:basedOn w:val="Normal"/>
+    <w:next w:val="Normal"/>
+    <w:link w:val="KonuBalChar"/>
     <w:uiPriority w:val="10"/>
     <w:qFormat/>
     <w:rsid w:val="00923913"/>
@@ -1291,10 +1361,10 @@
       <w:szCs w:val="50"/>
     </w:rPr>
   </w:style>
-  <w:style w:type="character" w:customStyle="1" w:styleId="TitelZchn">
-    <w:name w:val="Titel Zchn"/>
-    <w:basedOn w:val="Absatz-Standardschriftart"/>
-    <w:link w:val="Titel"/>
+  <w:style w:type="character" w:customStyle="1" w:styleId="KonuBalChar">
+    <w:name w:val="Konu Başlığı Char"/>
+    <w:basedOn w:val="VarsaylanParagrafYazTipi"/>
+    <w:link w:val="KonuBal"/>
     <w:uiPriority w:val="10"/>
     <w:rsid w:val="00923913"/>
     <w:rPr>
@@ -1305,11 +1375,11 @@
       <w:szCs w:val="50"/>
     </w:rPr>
   </w:style>
-  <w:style w:type="paragraph" w:styleId="Untertitel">
+  <w:style w:type="paragraph" w:styleId="Altyaz">
     <w:name w:val="Subtitle"/>
-    <w:basedOn w:val="Standard"/>
-    <w:next w:val="Standard"/>
-    <w:link w:val="UntertitelZchn"/>
+    <w:basedOn w:val="Normal"/>
+    <w:next w:val="Normal"/>
+    <w:link w:val="AltyazChar"/>
     <w:uiPriority w:val="11"/>
     <w:qFormat/>
     <w:rsid w:val="00923913"/>
@@ -1326,10 +1396,10 @@
       <w:szCs w:val="25"/>
     </w:rPr>
   </w:style>
-  <w:style w:type="character" w:customStyle="1" w:styleId="UntertitelZchn">
-    <w:name w:val="Untertitel Zchn"/>
-    <w:basedOn w:val="Absatz-Standardschriftart"/>
-    <w:link w:val="Untertitel"/>
+  <w:style w:type="character" w:customStyle="1" w:styleId="AltyazChar">
+    <w:name w:val="Altyazı Char"/>
+    <w:basedOn w:val="VarsaylanParagrafYazTipi"/>
+    <w:link w:val="Altyaz"/>
     <w:uiPriority w:val="11"/>
     <w:rsid w:val="00923913"/>
     <w:rPr>
@@ -1340,11 +1410,11 @@
       <w:szCs w:val="25"/>
     </w:rPr>
   </w:style>
-  <w:style w:type="paragraph" w:styleId="Zitat">
+  <w:style w:type="paragraph" w:styleId="Alnt">
     <w:name w:val="Quote"/>
-    <w:basedOn w:val="Standard"/>
-    <w:next w:val="Standard"/>
-    <w:link w:val="ZitatZchn"/>
+    <w:basedOn w:val="Normal"/>
+    <w:next w:val="Normal"/>
+    <w:link w:val="AlntChar"/>
     <w:uiPriority w:val="29"/>
     <w:qFormat/>
     <w:rsid w:val="00923913"/>
@@ -1358,10 +1428,10 @@
       <w:color w:val="404040" w:themeColor="text1" w:themeTint="BF"/>
     </w:rPr>
   </w:style>
-  <w:style w:type="character" w:customStyle="1" w:styleId="ZitatZchn">
-    <w:name w:val="Zitat Zchn"/>
-    <w:basedOn w:val="Absatz-Standardschriftart"/>
-    <w:link w:val="Zitat"/>
+  <w:style w:type="character" w:customStyle="1" w:styleId="AlntChar">
+    <w:name w:val="Alıntı Char"/>
+    <w:basedOn w:val="VarsaylanParagrafYazTipi"/>
+    <w:link w:val="Alnt"/>
     <w:uiPriority w:val="29"/>
     <w:rsid w:val="00923913"/>
     <w:rPr>
@@ -1370,9 +1440,9 @@
       <w:color w:val="404040" w:themeColor="text1" w:themeTint="BF"/>
     </w:rPr>
   </w:style>
-  <w:style w:type="paragraph" w:styleId="Listenabsatz">
+  <w:style w:type="paragraph" w:styleId="ListeParagraf">
     <w:name w:val="List Paragraph"/>
-    <w:basedOn w:val="Standard"/>
+    <w:basedOn w:val="Normal"/>
     <w:uiPriority w:val="34"/>
     <w:qFormat/>
     <w:rsid w:val="00923913"/>
@@ -1381,9 +1451,9 @@
       <w:contextualSpacing/>
     </w:pPr>
   </w:style>
-  <w:style w:type="character" w:styleId="IntensiveHervorhebung">
+  <w:style w:type="character" w:styleId="GlVurgulama">
     <w:name w:val="Intense Emphasis"/>
-    <w:basedOn w:val="Absatz-Standardschriftart"/>
+    <w:basedOn w:val="VarsaylanParagrafYazTipi"/>
     <w:uiPriority w:val="21"/>
     <w:qFormat/>
     <w:rsid w:val="00923913"/>
@@ -1393,11 +1463,11 @@
       <w:color w:val="0F4761" w:themeColor="accent1" w:themeShade="BF"/>
     </w:rPr>
   </w:style>
-  <w:style w:type="paragraph" w:styleId="IntensivesZitat">
+  <w:style w:type="paragraph" w:styleId="GlAlnt">
     <w:name w:val="Intense Quote"/>
-    <w:basedOn w:val="Standard"/>
-    <w:next w:val="Standard"/>
-    <w:link w:val="IntensivesZitatZchn"/>
+    <w:basedOn w:val="Normal"/>
+    <w:next w:val="Normal"/>
+    <w:link w:val="GlAlntChar"/>
     <w:uiPriority w:val="30"/>
     <w:qFormat/>
     <w:rsid w:val="00923913"/>
@@ -1416,10 +1486,10 @@
       <w:color w:val="0F4761" w:themeColor="accent1" w:themeShade="BF"/>
     </w:rPr>
   </w:style>
-  <w:style w:type="character" w:customStyle="1" w:styleId="IntensivesZitatZchn">
-    <w:name w:val="Intensives Zitat Zchn"/>
-    <w:basedOn w:val="Absatz-Standardschriftart"/>
-    <w:link w:val="IntensivesZitat"/>
+  <w:style w:type="character" w:customStyle="1" w:styleId="GlAlntChar">
+    <w:name w:val="Güçlü Alıntı Char"/>
+    <w:basedOn w:val="VarsaylanParagrafYazTipi"/>
+    <w:link w:val="GlAlnt"/>
     <w:uiPriority w:val="30"/>
     <w:rsid w:val="00923913"/>
     <w:rPr>
@@ -1428,9 +1498,9 @@
       <w:color w:val="0F4761" w:themeColor="accent1" w:themeShade="BF"/>
     </w:rPr>
   </w:style>
-  <w:style w:type="character" w:styleId="IntensiverVerweis">
+  <w:style w:type="character" w:styleId="GlBavuru">
     <w:name w:val="Intense Reference"/>
-    <w:basedOn w:val="Absatz-Standardschriftart"/>
+    <w:basedOn w:val="VarsaylanParagrafYazTipi"/>
     <w:uiPriority w:val="32"/>
     <w:qFormat/>
     <w:rsid w:val="00923913"/>
